--- a/book_shikou/send/企画書_思考の主導権_黒田清友.docx
+++ b/book_shikou/send/企画書_思考の主導権_黒田清友.docx
@@ -1,6 +1,6 @@
 
 <file path=word/document.xml><?xml version="1.0" encoding="utf-8"?>
-<w:document xmlns:w="http://schemas.openxmlformats.org/wordprocessingml/2006/main">
+<w:document xmlns:w="http://schemas.openxmlformats.org/wordprocessingml/2006/main" xmlns:r="http://schemas.openxmlformats.org/officeDocument/2006/relationships">
   <w:body>
     <w:p>
       <w:pPr>
@@ -16,6 +16,26 @@
       </w:pPr>
       <w:r>
         <w:t xml:space="preserve">書き殴る、AIに整理させる、そして自分で決める。　黒田清友</w:t>
+      </w:r>
+    </w:p>
+    <w:p>
+      <w:pPr>
+        <w:ind w:firstLineChars="100" w:firstLine="210"/>
+      </w:pPr>
+      <w:r>
+        <w:t xml:space="preserve">■資料一式（原稿全文・Word）：</w:t>
+      </w:r>
+      <w:hyperlink r:id="rIdL1">
+        <w:r>
+          <w:rPr>
+            <w:color w:val="0563C1"/>
+            <w:u w:val="single"/>
+          </w:rPr>
+          <w:t xml:space="preserve">Googleドライブの資料フォルダを開く</w:t>
+        </w:r>
+      </w:hyperlink>
+      <w:r>
+        <w:t xml:space="preserve">　※ログイン不要で閲覧できます</w:t>
       </w:r>
     </w:p>
     <w:p>
@@ -588,7 +608,19 @@
         <w:ind w:firstLineChars="100" w:firstLine="210"/>
       </w:pPr>
       <w:r>
-        <w:t xml:space="preserve">Web：https://kiyotomokuroda.pages.dev/　Mail：kiyotomokurodaut@gmail.com</w:t>
+        <w:t xml:space="preserve">Web：</w:t>
+      </w:r>
+      <w:hyperlink r:id="rIdL2">
+        <w:r>
+          <w:rPr>
+            <w:color w:val="0563C1"/>
+            <w:u w:val="single"/>
+          </w:rPr>
+          <w:t xml:space="preserve">kiyotomokuroda.pages.dev</w:t>
+        </w:r>
+      </w:hyperlink>
+      <w:r>
+        <w:t xml:space="preserve">　Mail：kiyotomokurodaut@gmail.com</w:t>
       </w:r>
     </w:p>
     <w:p>
@@ -610,7 +642,19 @@
         <w:t xml:space="preserve">原稿</w:t>
       </w:r>
       <w:r>
-        <w:t xml:space="preserve">：全編脱稿済み（本文約7万字）。原稿全文をPDFで添付（Word形式もご用意できます）。</w:t>
+        <w:t xml:space="preserve">：全編脱稿済み（本文約7万字）。原稿全文はGoogleドライブでご覧いただけます（</w:t>
+      </w:r>
+      <w:hyperlink r:id="rIdL3">
+        <w:r>
+          <w:rPr>
+            <w:color w:val="0563C1"/>
+            <w:u w:val="single"/>
+          </w:rPr>
+          <w:t xml:space="preserve">資料フォルダを開く</w:t>
+        </w:r>
+      </w:hyperlink>
+      <w:r>
+        <w:t xml:space="preserve">）。PDF版もご用意できます。</w:t>
       </w:r>
     </w:p>
     <w:p>
@@ -714,7 +758,7 @@
 </file>
 
 <file path=word/styles.xml><?xml version="1.0" encoding="utf-8"?>
-<w:styles xmlns:w="http://schemas.openxmlformats.org/wordprocessingml/2006/main">
+<w:styles xmlns:w="http://schemas.openxmlformats.org/wordprocessingml/2006/main" xmlns:r="http://schemas.openxmlformats.org/officeDocument/2006/relationships">
   <w:docDefaults>
     <w:rPrDefault>
       <w:rPr>
